--- a/Documents/Crosswalk CheckList.docx
+++ b/Documents/Crosswalk CheckList.docx
@@ -35,7 +35,7 @@
     <w:p>
       <w:r>
         <w:pict w14:anchorId="39DED623">
-          <v:rect id="_x0000_i1073" style="width:0;height:1.5pt" o:hralign="center" o:hrstd="t" o:hr="t" fillcolor="#a0a0a0" stroked="f"/>
+          <v:rect id="_x0000_i1025" style="width:0;height:1.5pt" o:hralign="center" o:hrstd="t" o:hr="t" fillcolor="#a0a0a0" stroked="f"/>
         </w:pict>
       </w:r>
     </w:p>
@@ -149,7 +149,7 @@
     <w:p>
       <w:r>
         <w:pict w14:anchorId="34C9D249">
-          <v:rect id="_x0000_i1074" style="width:0;height:1.5pt" o:hralign="center" o:hrstd="t" o:hr="t" fillcolor="#a0a0a0" stroked="f"/>
+          <v:rect id="_x0000_i1026" style="width:0;height:1.5pt" o:hralign="center" o:hrstd="t" o:hr="t" fillcolor="#a0a0a0" stroked="f"/>
         </w:pict>
       </w:r>
     </w:p>
@@ -283,7 +283,7 @@
     <w:p>
       <w:r>
         <w:pict w14:anchorId="3D94FEA1">
-          <v:rect id="_x0000_i1075" style="width:0;height:1.5pt" o:hralign="center" o:hrstd="t" o:hr="t" fillcolor="#a0a0a0" stroked="f"/>
+          <v:rect id="_x0000_i1027" style="width:0;height:1.5pt" o:hralign="center" o:hrstd="t" o:hr="t" fillcolor="#a0a0a0" stroked="f"/>
         </w:pict>
       </w:r>
     </w:p>
@@ -440,7 +440,7 @@
     <w:p>
       <w:r>
         <w:pict w14:anchorId="17F9449A">
-          <v:rect id="_x0000_i1076" style="width:0;height:1.5pt" o:hralign="center" o:hrstd="t" o:hr="t" fillcolor="#a0a0a0" stroked="f"/>
+          <v:rect id="_x0000_i1028" style="width:0;height:1.5pt" o:hralign="center" o:hrstd="t" o:hr="t" fillcolor="#a0a0a0" stroked="f"/>
         </w:pict>
       </w:r>
     </w:p>
@@ -680,7 +680,7 @@
     <w:p>
       <w:r>
         <w:pict w14:anchorId="50C980D1">
-          <v:rect id="_x0000_i1077" style="width:0;height:1.5pt" o:hralign="center" o:hrstd="t" o:hr="t" fillcolor="#a0a0a0" stroked="f"/>
+          <v:rect id="_x0000_i1029" style="width:0;height:1.5pt" o:hralign="center" o:hrstd="t" o:hr="t" fillcolor="#a0a0a0" stroked="f"/>
         </w:pict>
       </w:r>
     </w:p>
@@ -779,7 +779,7 @@
     <w:p>
       <w:r>
         <w:pict w14:anchorId="5D5FA698">
-          <v:rect id="_x0000_i1078" style="width:0;height:1.5pt" o:hralign="center" o:hrstd="t" o:hr="t" fillcolor="#a0a0a0" stroked="f"/>
+          <v:rect id="_x0000_i1030" style="width:0;height:1.5pt" o:hralign="center" o:hrstd="t" o:hr="t" fillcolor="#a0a0a0" stroked="f"/>
         </w:pict>
       </w:r>
     </w:p>
@@ -888,7 +888,7 @@
     <w:p>
       <w:r>
         <w:pict w14:anchorId="3986F8CD">
-          <v:rect id="_x0000_i1079" style="width:0;height:1.5pt" o:hralign="center" o:hrstd="t" o:hr="t" fillcolor="#a0a0a0" stroked="f"/>
+          <v:rect id="_x0000_i1031" style="width:0;height:1.5pt" o:hralign="center" o:hrstd="t" o:hr="t" fillcolor="#a0a0a0" stroked="f"/>
         </w:pict>
       </w:r>
     </w:p>
@@ -956,7 +956,7 @@
     <w:p>
       <w:r>
         <w:pict w14:anchorId="0A039350">
-          <v:rect id="_x0000_i1080" style="width:0;height:1.5pt" o:hralign="center" o:hrstd="t" o:hr="t" fillcolor="#a0a0a0" stroked="f"/>
+          <v:rect id="_x0000_i1032" style="width:0;height:1.5pt" o:hralign="center" o:hrstd="t" o:hr="t" fillcolor="#a0a0a0" stroked="f"/>
         </w:pict>
       </w:r>
     </w:p>
@@ -2870,6 +2870,7 @@
   <w:style w:type="character" w:default="1" w:styleId="DefaultParagraphFont">
     <w:name w:val="Default Paragraph Font"/>
     <w:uiPriority w:val="1"/>
+    <w:semiHidden/>
     <w:unhideWhenUsed/>
   </w:style>
   <w:style w:type="table" w:default="1" w:styleId="TableNormal">
